--- a/por/docx/01.content.docx
+++ b/por/docx/01.content.docx
@@ -19,7 +19,7 @@
         <w:rPr>
           <w:lang w:val="pt_PT" w:bidi="pt_PT"/>
         </w:rPr>
-        <w:t>Resource: Notas de Estudo - Introduções aos Livros (Tyndale)</w:t>
+        <w:t>Resource: Tyndale Open Study Notes</w:t>
       </w:r>
       <w:r>
         <w:rPr>
@@ -112,7 +112,7 @@
         <w:rPr>
           <w:lang w:val="pt_PT" w:bidi="pt_PT"/>
         </w:rPr>
-        <w:t>Notas de Estudo - Introduções aos Livros (Tyndale)</w:t>
+        <w:t>Tyndale Open Study Notes</w:t>
       </w:r>
     </w:p>
     <w:p>

--- a/por/docx/01.content.docx
+++ b/por/docx/01.content.docx
@@ -19,7 +19,7 @@
         <w:rPr>
           <w:lang w:val="pt_PT" w:bidi="pt_PT"/>
         </w:rPr>
-        <w:t>Resource: Tyndale Open Study Notes</w:t>
+        <w:t>Resource: Aquifer Open Study Notes (Book Intros)</w:t>
       </w:r>
       <w:r>
         <w:rPr>
@@ -112,7 +112,7 @@
         <w:rPr>
           <w:lang w:val="pt_PT" w:bidi="pt_PT"/>
         </w:rPr>
-        <w:t>Tyndale Open Study Notes</w:t>
+        <w:t>Aquifer Open Study Notes (Book Intros)</w:t>
       </w:r>
     </w:p>
     <w:p>

--- a/por/docx/01.content.docx
+++ b/por/docx/01.content.docx
@@ -272,18 +272,12 @@
         </w:rPr>
         <w:t xml:space="preserve">Enquanto escravizados no Egito, os israelitas haviam adotado muitas ideias e costumes pagãos de seus mestres egípcios (ver </w:t>
       </w:r>
-      <w:hyperlink r:id="rId13">
-        <w:r>
-          <w:rPr>
-            <w:lang w:val="pt_PT" w:bidi="pt_PT"/>
-          </w:rPr>
-          <w:rPr>
-            <w:color w:val="0000EE"/>
-            <w:u w:val="single"/>
-          </w:rPr>
-          <w:t>Êxodo 32:1–4</w:t>
-        </w:r>
-      </w:hyperlink>
+      <w:r>
+        <w:rPr>
+          <w:lang w:val="pt_PT" w:bidi="pt_PT"/>
+        </w:rPr>
+        <w:t>Êxodo 32:1–4</w:t>
+      </w:r>
       <w:r>
         <w:rPr>
           <w:lang w:val="pt_PT" w:bidi="pt_PT"/>
@@ -370,36 +364,24 @@
         </w:rPr>
         <w:t>A primeira seção (</w:t>
       </w:r>
-      <w:hyperlink r:id="rId14">
-        <w:r>
-          <w:rPr>
-            <w:lang w:val="pt_PT" w:bidi="pt_PT"/>
-          </w:rPr>
-          <w:rPr>
-            <w:color w:val="0000EE"/>
-            <w:u w:val="single"/>
-          </w:rPr>
-          <w:t>1:1–2:3</w:t>
-        </w:r>
-      </w:hyperlink>
+      <w:r>
+        <w:rPr>
+          <w:lang w:val="pt_PT" w:bidi="pt_PT"/>
+        </w:rPr>
+        <w:t>1:1–2:3</w:t>
+      </w:r>
       <w:r>
         <w:rPr>
           <w:lang w:val="pt_PT" w:bidi="pt_PT"/>
         </w:rPr>
         <w:t>) não tem o título toledoth — é o relato da criação “no princípio” (</w:t>
       </w:r>
-      <w:hyperlink r:id="rId15">
-        <w:r>
-          <w:rPr>
-            <w:lang w:val="pt_PT" w:bidi="pt_PT"/>
-          </w:rPr>
-          <w:rPr>
-            <w:color w:val="0000EE"/>
-            <w:u w:val="single"/>
-          </w:rPr>
-          <w:t>1:1</w:t>
-        </w:r>
-      </w:hyperlink>
+      <w:r>
+        <w:rPr>
+          <w:lang w:val="pt_PT" w:bidi="pt_PT"/>
+        </w:rPr>
+        <w:t>1:1</w:t>
+      </w:r>
       <w:r>
         <w:rPr>
           <w:lang w:val="pt_PT" w:bidi="pt_PT"/>
@@ -420,90 +402,60 @@
         </w:rPr>
         <w:t>A próxima seção (</w:t>
       </w:r>
-      <w:hyperlink r:id="rId16">
-        <w:r>
-          <w:rPr>
-            <w:lang w:val="pt_PT" w:bidi="pt_PT"/>
-          </w:rPr>
-          <w:rPr>
-            <w:color w:val="0000EE"/>
-            <w:u w:val="single"/>
-          </w:rPr>
-          <w:t>2:4–4:26</w:t>
-        </w:r>
-      </w:hyperlink>
+      <w:r>
+        <w:rPr>
+          <w:lang w:val="pt_PT" w:bidi="pt_PT"/>
+        </w:rPr>
+        <w:t>2:4–4:26</w:t>
+      </w:r>
       <w:r>
         <w:rPr>
           <w:lang w:val="pt_PT" w:bidi="pt_PT"/>
         </w:rPr>
         <w:t>) enfoca a criação da vida humana (</w:t>
       </w:r>
-      <w:hyperlink r:id="rId17">
-        <w:r>
-          <w:rPr>
-            <w:lang w:val="pt_PT" w:bidi="pt_PT"/>
-          </w:rPr>
-          <w:rPr>
-            <w:color w:val="0000EE"/>
-            <w:u w:val="single"/>
-          </w:rPr>
-          <w:t>2:4–25</w:t>
-        </w:r>
-      </w:hyperlink>
+      <w:r>
+        <w:rPr>
+          <w:lang w:val="pt_PT" w:bidi="pt_PT"/>
+        </w:rPr>
+        <w:t>2:4–25</w:t>
+      </w:r>
       <w:r>
         <w:rPr>
           <w:lang w:val="pt_PT" w:bidi="pt_PT"/>
         </w:rPr>
         <w:t>) e traça o que se tornou a criação de Deus por causa do pecado de Adão e Eva (</w:t>
       </w:r>
-      <w:hyperlink r:id="rId18">
-        <w:r>
-          <w:rPr>
-            <w:lang w:val="pt_PT" w:bidi="pt_PT"/>
-          </w:rPr>
-          <w:rPr>
-            <w:color w:val="0000EE"/>
-            <w:u w:val="single"/>
-          </w:rPr>
-          <w:t>3:1–13</w:t>
-        </w:r>
-      </w:hyperlink>
+      <w:r>
+        <w:rPr>
+          <w:lang w:val="pt_PT" w:bidi="pt_PT"/>
+        </w:rPr>
+        <w:t>3:1–13</w:t>
+      </w:r>
       <w:r>
         <w:rPr>
           <w:lang w:val="pt_PT" w:bidi="pt_PT"/>
         </w:rPr>
         <w:t>), a maldição sobre seu pecado (</w:t>
       </w:r>
-      <w:hyperlink r:id="rId19">
-        <w:r>
-          <w:rPr>
-            <w:lang w:val="pt_PT" w:bidi="pt_PT"/>
-          </w:rPr>
-          <w:rPr>
-            <w:color w:val="0000EE"/>
-            <w:u w:val="single"/>
-          </w:rPr>
-          <w:t>3:14–24</w:t>
-        </w:r>
-      </w:hyperlink>
+      <w:r>
+        <w:rPr>
+          <w:lang w:val="pt_PT" w:bidi="pt_PT"/>
+        </w:rPr>
+        <w:t>3:14–24</w:t>
+      </w:r>
       <w:r>
         <w:rPr>
           <w:lang w:val="pt_PT" w:bidi="pt_PT"/>
         </w:rPr>
         <w:t>) e a extensão do pecado aos seus descendentes (</w:t>
       </w:r>
-      <w:hyperlink r:id="rId20">
-        <w:r>
-          <w:rPr>
-            <w:lang w:val="pt_PT" w:bidi="pt_PT"/>
-          </w:rPr>
-          <w:rPr>
-            <w:color w:val="0000EE"/>
-            <w:u w:val="single"/>
-          </w:rPr>
-          <w:t>4:1–24</w:t>
-        </w:r>
-      </w:hyperlink>
+      <w:r>
+        <w:rPr>
+          <w:lang w:val="pt_PT" w:bidi="pt_PT"/>
+        </w:rPr>
+        <w:t>4:1–24</w:t>
+      </w:r>
       <w:r>
         <w:rPr>
           <w:lang w:val="pt_PT" w:bidi="pt_PT"/>
@@ -524,108 +476,72 @@
         </w:rPr>
         <w:t>A independência de Deus resultou num caminhar da vida humana sempre para baixo (</w:t>
       </w:r>
-      <w:hyperlink r:id="rId21">
-        <w:r>
-          <w:rPr>
-            <w:lang w:val="pt_PT" w:bidi="pt_PT"/>
-          </w:rPr>
-          <w:rPr>
-            <w:color w:val="0000EE"/>
-            <w:u w:val="single"/>
-          </w:rPr>
-          <w:t>5:1–6:8</w:t>
-        </w:r>
-      </w:hyperlink>
+      <w:r>
+        <w:rPr>
+          <w:lang w:val="pt_PT" w:bidi="pt_PT"/>
+        </w:rPr>
+        <w:t>5:1–6:8</w:t>
+      </w:r>
       <w:r>
         <w:rPr>
           <w:lang w:val="pt_PT" w:bidi="pt_PT"/>
         </w:rPr>
         <w:t xml:space="preserve">). A genealogia de </w:t>
       </w:r>
-      <w:hyperlink r:id="rId22">
-        <w:r>
-          <w:rPr>
-            <w:lang w:val="pt_PT" w:bidi="pt_PT"/>
-          </w:rPr>
-          <w:rPr>
-            <w:color w:val="0000EE"/>
-            <w:u w:val="single"/>
-          </w:rPr>
-          <w:t>5:1–32</w:t>
-        </w:r>
-      </w:hyperlink>
+      <w:r>
+        <w:rPr>
+          <w:lang w:val="pt_PT" w:bidi="pt_PT"/>
+        </w:rPr>
+        <w:t>5:1–32</w:t>
+      </w:r>
       <w:r>
         <w:rPr>
           <w:lang w:val="pt_PT" w:bidi="pt_PT"/>
         </w:rPr>
         <w:t xml:space="preserve"> começa lembrando que os seres humanos foram feitos à imagem de Deus e foram abençoados por ele (</w:t>
       </w:r>
-      <w:hyperlink r:id="rId23">
-        <w:r>
-          <w:rPr>
-            <w:lang w:val="pt_PT" w:bidi="pt_PT"/>
-          </w:rPr>
-          <w:rPr>
-            <w:color w:val="0000EE"/>
-            <w:u w:val="single"/>
-          </w:rPr>
-          <w:t>5:1–2</w:t>
-        </w:r>
-      </w:hyperlink>
+      <w:r>
+        <w:rPr>
+          <w:lang w:val="pt_PT" w:bidi="pt_PT"/>
+        </w:rPr>
+        <w:t>5:1–2</w:t>
+      </w:r>
       <w:r>
         <w:rPr>
           <w:lang w:val="pt_PT" w:bidi="pt_PT"/>
         </w:rPr>
         <w:t xml:space="preserve">). À medida que a genealogia é traçada, a morte de cada geração lembra ao leitor da maldição, com Enoque fornecendo um raio de esperança de que a maldição não é final. Em </w:t>
       </w:r>
-      <w:hyperlink r:id="rId24">
-        <w:r>
-          <w:rPr>
-            <w:lang w:val="pt_PT" w:bidi="pt_PT"/>
-          </w:rPr>
-          <w:rPr>
-            <w:color w:val="0000EE"/>
-            <w:u w:val="single"/>
-          </w:rPr>
-          <w:t>6:1–8</w:t>
-        </w:r>
-      </w:hyperlink>
+      <w:r>
+        <w:rPr>
+          <w:lang w:val="pt_PT" w:bidi="pt_PT"/>
+        </w:rPr>
+        <w:t>6:1–8</w:t>
+      </w:r>
       <w:r>
         <w:rPr>
           <w:lang w:val="pt_PT" w:bidi="pt_PT"/>
         </w:rPr>
         <w:t>, aprendemos que Deus se arrependeu de ter feito os humanos e decidiu julgar a terra. Noé, no entanto, recebeu o favor de Deus e forneceu uma fonte de esperança (</w:t>
       </w:r>
-      <w:hyperlink r:id="rId25">
-        <w:r>
-          <w:rPr>
-            <w:lang w:val="pt_PT" w:bidi="pt_PT"/>
-          </w:rPr>
-          <w:rPr>
-            <w:color w:val="0000EE"/>
-            <w:u w:val="single"/>
-          </w:rPr>
-          <w:t>5:29</w:t>
-        </w:r>
-      </w:hyperlink>
+      <w:r>
+        <w:rPr>
+          <w:lang w:val="pt_PT" w:bidi="pt_PT"/>
+        </w:rPr>
+        <w:t>5:29</w:t>
+      </w:r>
       <w:r>
         <w:rPr>
           <w:lang w:val="pt_PT" w:bidi="pt_PT"/>
         </w:rPr>
         <w:t xml:space="preserve">; </w:t>
       </w:r>
-      <w:hyperlink r:id="rId26">
-        <w:r>
-          <w:rPr>
-            <w:lang w:val="pt_PT" w:bidi="pt_PT"/>
-          </w:rPr>
-          <w:rPr>
-            <w:color w:val="0000EE"/>
-            <w:u w:val="single"/>
-          </w:rPr>
-          <w:t>6:8</w:t>
-        </w:r>
-      </w:hyperlink>
+      <w:r>
+        <w:rPr>
+          <w:lang w:val="pt_PT" w:bidi="pt_PT"/>
+        </w:rPr>
+        <w:t>6:8</w:t>
+      </w:r>
       <w:r>
         <w:rPr>
           <w:lang w:val="pt_PT" w:bidi="pt_PT"/>
@@ -646,18 +562,12 @@
         </w:rPr>
         <w:t>A próxima seção (</w:t>
       </w:r>
-      <w:hyperlink r:id="rId27">
-        <w:r>
-          <w:rPr>
-            <w:lang w:val="pt_PT" w:bidi="pt_PT"/>
-          </w:rPr>
-          <w:rPr>
-            <w:color w:val="0000EE"/>
-            <w:u w:val="single"/>
-          </w:rPr>
-          <w:t>6:9–9:29</w:t>
-        </w:r>
-      </w:hyperlink>
+      <w:r>
+        <w:rPr>
+          <w:lang w:val="pt_PT" w:bidi="pt_PT"/>
+        </w:rPr>
+        <w:t>6:9–9:29</w:t>
+      </w:r>
       <w:r>
         <w:rPr>
           <w:lang w:val="pt_PT" w:bidi="pt_PT"/>
@@ -678,36 +588,24 @@
         </w:rPr>
         <w:t>Mas, à medida que a população do mundo aumentava e se expandia para várias nações (</w:t>
       </w:r>
-      <w:hyperlink r:id="rId28">
-        <w:r>
-          <w:rPr>
-            <w:lang w:val="pt_PT" w:bidi="pt_PT"/>
-          </w:rPr>
-          <w:rPr>
-            <w:color w:val="0000EE"/>
-            <w:u w:val="single"/>
-          </w:rPr>
-          <w:t>10:1–11:9</w:t>
-        </w:r>
-      </w:hyperlink>
+      <w:r>
+        <w:rPr>
+          <w:lang w:val="pt_PT" w:bidi="pt_PT"/>
+        </w:rPr>
+        <w:t>10:1–11:9</w:t>
+      </w:r>
       <w:r>
         <w:rPr>
           <w:lang w:val="pt_PT" w:bidi="pt_PT"/>
         </w:rPr>
         <w:t>), as pessoas estavam novamente inclinadas à desobediência. Por causa de sua rebelião, Deus os dispersou para evitar uma maior maldade (</w:t>
       </w:r>
-      <w:hyperlink r:id="rId29">
-        <w:r>
-          <w:rPr>
-            <w:lang w:val="pt_PT" w:bidi="pt_PT"/>
-          </w:rPr>
-          <w:rPr>
-            <w:color w:val="0000EE"/>
-            <w:u w:val="single"/>
-          </w:rPr>
-          <w:t>11:1–9</w:t>
-        </w:r>
-      </w:hyperlink>
+      <w:r>
+        <w:rPr>
+          <w:lang w:val="pt_PT" w:bidi="pt_PT"/>
+        </w:rPr>
+        <w:t>11:1–9</w:t>
+      </w:r>
       <w:r>
         <w:rPr>
           <w:lang w:val="pt_PT" w:bidi="pt_PT"/>
@@ -728,54 +626,36 @@
         </w:rPr>
         <w:t xml:space="preserve">Após o caos das nações espalhadas, </w:t>
       </w:r>
-      <w:hyperlink r:id="rId30">
-        <w:r>
-          <w:rPr>
-            <w:lang w:val="pt_PT" w:bidi="pt_PT"/>
-          </w:rPr>
-          <w:rPr>
-            <w:color w:val="0000EE"/>
-            <w:u w:val="single"/>
-          </w:rPr>
-          <w:t>11:10–26</w:t>
-        </w:r>
-      </w:hyperlink>
+      <w:r>
+        <w:rPr>
+          <w:lang w:val="pt_PT" w:bidi="pt_PT"/>
+        </w:rPr>
+        <w:t>11:10–26</w:t>
+      </w:r>
       <w:r>
         <w:rPr>
           <w:lang w:val="pt_PT" w:bidi="pt_PT"/>
         </w:rPr>
         <w:t xml:space="preserve"> leva o foco para Abrão, através de quem Deus escolheu trazer bênçãos a todos. O resto do livro (</w:t>
       </w:r>
-      <w:hyperlink r:id="rId31">
-        <w:r>
-          <w:rPr>
-            <w:lang w:val="pt_PT" w:bidi="pt_PT"/>
-          </w:rPr>
-          <w:rPr>
-            <w:color w:val="0000EE"/>
-            <w:u w:val="single"/>
-          </w:rPr>
-          <w:t>11:27–50:26</w:t>
-        </w:r>
-      </w:hyperlink>
+      <w:r>
+        <w:rPr>
+          <w:lang w:val="pt_PT" w:bidi="pt_PT"/>
+        </w:rPr>
+        <w:t>11:27–50:26</w:t>
+      </w:r>
       <w:r>
         <w:rPr>
           <w:lang w:val="pt_PT" w:bidi="pt_PT"/>
         </w:rPr>
         <w:t>) fala da bênção de Deus a Abrão e seus descendentes. Deus primeiro fez uma aliança com Abrão (</w:t>
       </w:r>
-      <w:hyperlink r:id="rId32">
-        <w:r>
-          <w:rPr>
-            <w:lang w:val="pt_PT" w:bidi="pt_PT"/>
-          </w:rPr>
-          <w:rPr>
-            <w:color w:val="0000EE"/>
-            <w:u w:val="single"/>
-          </w:rPr>
-          <w:t>11:27–25:11</w:t>
-        </w:r>
-      </w:hyperlink>
+      <w:r>
+        <w:rPr>
+          <w:lang w:val="pt_PT" w:bidi="pt_PT"/>
+        </w:rPr>
+        <w:t>11:27–25:11</w:t>
+      </w:r>
       <w:r>
         <w:rPr>
           <w:lang w:val="pt_PT" w:bidi="pt_PT"/>
@@ -796,72 +676,48 @@
         </w:rPr>
         <w:t>Ao abordar cada geração, Gênesis dá um breve relato das famílias que não são ancestrais de Israel antes de se voltar para a linhagem de Israel. Por exemplo, após relatar brevemente o que aconteceu com Ismael (</w:t>
       </w:r>
-      <w:hyperlink r:id="rId33">
-        <w:r>
-          <w:rPr>
-            <w:lang w:val="pt_PT" w:bidi="pt_PT"/>
-          </w:rPr>
-          <w:rPr>
-            <w:color w:val="0000EE"/>
-            <w:u w:val="single"/>
-          </w:rPr>
-          <w:t>25:12–18</w:t>
-        </w:r>
-      </w:hyperlink>
+      <w:r>
+        <w:rPr>
+          <w:lang w:val="pt_PT" w:bidi="pt_PT"/>
+        </w:rPr>
+        <w:t>25:12–18</w:t>
+      </w:r>
       <w:r>
         <w:rPr>
           <w:lang w:val="pt_PT" w:bidi="pt_PT"/>
         </w:rPr>
         <w:t>), Gênesis traça em detalhes o que aconteceu com Isaque e sua família (</w:t>
       </w:r>
-      <w:hyperlink r:id="rId34">
-        <w:r>
-          <w:rPr>
-            <w:lang w:val="pt_PT" w:bidi="pt_PT"/>
-          </w:rPr>
-          <w:rPr>
-            <w:color w:val="0000EE"/>
-            <w:u w:val="single"/>
-          </w:rPr>
-          <w:t>25:19–35:29</w:t>
-        </w:r>
-      </w:hyperlink>
+      <w:r>
+        <w:rPr>
+          <w:lang w:val="pt_PT" w:bidi="pt_PT"/>
+        </w:rPr>
+        <w:t>25:19–35:29</w:t>
+      </w:r>
       <w:r>
         <w:rPr>
           <w:lang w:val="pt_PT" w:bidi="pt_PT"/>
         </w:rPr>
         <w:t>). Da mesma forma, a linhagem de Esaú (Edom) é tratada brevemente (</w:t>
       </w:r>
-      <w:hyperlink r:id="rId35">
-        <w:r>
-          <w:rPr>
-            <w:lang w:val="pt_PT" w:bidi="pt_PT"/>
-          </w:rPr>
-          <w:rPr>
-            <w:color w:val="0000EE"/>
-            <w:u w:val="single"/>
-          </w:rPr>
-          <w:t>36:1–37:1</w:t>
-        </w:r>
-      </w:hyperlink>
+      <w:r>
+        <w:rPr>
+          <w:lang w:val="pt_PT" w:bidi="pt_PT"/>
+        </w:rPr>
+        <w:t>36:1–37:1</w:t>
+      </w:r>
       <w:r>
         <w:rPr>
           <w:lang w:val="pt_PT" w:bidi="pt_PT"/>
         </w:rPr>
         <w:t>) antes da longa seção final, que diz respeito à linhagem escolhida de Jacó, o herdeiro (</w:t>
       </w:r>
-      <w:hyperlink r:id="rId36">
-        <w:r>
-          <w:rPr>
-            <w:lang w:val="pt_PT" w:bidi="pt_PT"/>
-          </w:rPr>
-          <w:rPr>
-            <w:color w:val="0000EE"/>
-            <w:u w:val="single"/>
-          </w:rPr>
-          <w:t>37:2–50:26</w:t>
-        </w:r>
-      </w:hyperlink>
+      <w:r>
+        <w:rPr>
+          <w:lang w:val="pt_PT" w:bidi="pt_PT"/>
+        </w:rPr>
+        <w:t>37:2–50:26</w:t>
+      </w:r>
       <w:r>
         <w:rPr>
           <w:lang w:val="pt_PT" w:bidi="pt_PT"/>
@@ -882,18 +738,12 @@
         </w:rPr>
         <w:t>Nesta seção final, Gênesis registra como a família de Jacó foi parar no Egito, em vez de na terra de Canaã. Apesar do trágico conjunto de circunstâncias que levou a estarem no Egito, Deus ainda estava revelando seu plano para o povo de Israel. O livro se encerra com a promessa da vinda do Senhor para resgatar seu povo do Egito (</w:t>
       </w:r>
-      <w:hyperlink r:id="rId37">
-        <w:r>
-          <w:rPr>
-            <w:lang w:val="pt_PT" w:bidi="pt_PT"/>
-          </w:rPr>
-          <w:rPr>
-            <w:color w:val="0000EE"/>
-            <w:u w:val="single"/>
-          </w:rPr>
-          <w:t>50:24–26</w:t>
-        </w:r>
-      </w:hyperlink>
+      <w:r>
+        <w:rPr>
+          <w:lang w:val="pt_PT" w:bidi="pt_PT"/>
+        </w:rPr>
+        <w:t>50:24–26</w:t>
+      </w:r>
       <w:r>
         <w:rPr>
           <w:lang w:val="pt_PT" w:bidi="pt_PT"/>
@@ -952,18 +802,12 @@
         </w:rPr>
         <w:t>Tanto a Escritura quanto a tradição atribuem o Pentateuco a Moisés, no entanto. Moisés foi educado em toda a sabedoria dos egípcios (</w:t>
       </w:r>
-      <w:hyperlink r:id="rId38">
-        <w:r>
-          <w:rPr>
-            <w:lang w:val="pt_PT" w:bidi="pt_PT"/>
-          </w:rPr>
-          <w:rPr>
-            <w:color w:val="0000EE"/>
-            <w:u w:val="single"/>
-          </w:rPr>
-          <w:t>Atos 7:22</w:t>
-        </w:r>
-      </w:hyperlink>
+      <w:r>
+        <w:rPr>
+          <w:lang w:val="pt_PT" w:bidi="pt_PT"/>
+        </w:rPr>
+        <w:t>Atos 7:22</w:t>
+      </w:r>
       <w:r>
         <w:rPr>
           <w:lang w:val="pt_PT" w:bidi="pt_PT"/>
@@ -984,18 +828,12 @@
         </w:rPr>
         <w:t xml:space="preserve">É possível que Moisés tenha servido como a fonte fundamental do material registrado no Pentateuco e que alguns ajustes editoriais tenham sido feitos posteriormente (incluindo o registro da morte de Moisés, </w:t>
       </w:r>
-      <w:hyperlink r:id="rId39">
-        <w:r>
-          <w:rPr>
-            <w:lang w:val="pt_PT" w:bidi="pt_PT"/>
-          </w:rPr>
-          <w:rPr>
-            <w:color w:val="0000EE"/>
-            <w:u w:val="single"/>
-          </w:rPr>
-          <w:t>Dt 34</w:t>
-        </w:r>
-      </w:hyperlink>
+      <w:r>
+        <w:rPr>
+          <w:lang w:val="pt_PT" w:bidi="pt_PT"/>
+        </w:rPr>
+        <w:t>Dt 34</w:t>
+      </w:r>
       <w:r>
         <w:rPr>
           <w:lang w:val="pt_PT" w:bidi="pt_PT"/>
@@ -1041,18 +879,12 @@
         </w:rPr>
         <w:t xml:space="preserve">Gênesis também inclui passagens e expressões que são, obviamente, glossas editoriais posteriores. Algumas seções (como a lista dos reis edomitas, </w:t>
       </w:r>
-      <w:hyperlink r:id="rId40">
-        <w:r>
-          <w:rPr>
-            <w:lang w:val="pt_PT" w:bidi="pt_PT"/>
-          </w:rPr>
-          <w:rPr>
-            <w:color w:val="0000EE"/>
-            <w:u w:val="single"/>
-          </w:rPr>
-          <w:t>36:31–43</w:t>
-        </w:r>
-      </w:hyperlink>
+      <w:r>
+        <w:rPr>
+          <w:lang w:val="pt_PT" w:bidi="pt_PT"/>
+        </w:rPr>
+        <w:t>36:31–43</w:t>
+      </w:r>
       <w:r>
         <w:rPr>
           <w:lang w:val="pt_PT" w:bidi="pt_PT"/>
@@ -1098,36 +930,24 @@
         </w:rPr>
         <w:t xml:space="preserve">Mito. A literatura mitológica explica as origens das coisas simbolicamente através dos feitos de deuses e criaturas sobrenaturais. Para os povos antigos, os mitos eram crenças que explicavam a vida e a realidade. Sistemas inteiros de atividades rituais foram desenvolvidos para garantir que as forças da fertilidade, vida e morte continuassem ano a ano. Alguns desses rituais deram origem à prostituição cultual (ver </w:t>
       </w:r>
-      <w:hyperlink r:id="rId41">
-        <w:r>
-          <w:rPr>
-            <w:lang w:val="pt_PT" w:bidi="pt_PT"/>
-          </w:rPr>
-          <w:rPr>
-            <w:color w:val="0000EE"/>
-            <w:u w:val="single"/>
-          </w:rPr>
-          <w:t>Gn 38:15</w:t>
-        </w:r>
-      </w:hyperlink>
+      <w:r>
+        <w:rPr>
+          <w:lang w:val="pt_PT" w:bidi="pt_PT"/>
+        </w:rPr>
+        <w:t>Gn 38:15</w:t>
+      </w:r>
       <w:r>
         <w:rPr>
           <w:lang w:val="pt_PT" w:bidi="pt_PT"/>
         </w:rPr>
         <w:t xml:space="preserve">, </w:t>
       </w:r>
-      <w:hyperlink r:id="rId42">
-        <w:r>
-          <w:rPr>
-            <w:lang w:val="pt_PT" w:bidi="pt_PT"/>
-          </w:rPr>
-          <w:rPr>
-            <w:color w:val="0000EE"/>
-            <w:u w:val="single"/>
-          </w:rPr>
-          <w:t>21–22</w:t>
-        </w:r>
-      </w:hyperlink>
+      <w:r>
+        <w:rPr>
+          <w:lang w:val="pt_PT" w:bidi="pt_PT"/>
+        </w:rPr>
+        <w:t>21–22</w:t>
+      </w:r>
       <w:r>
         <w:rPr>
           <w:lang w:val="pt_PT" w:bidi="pt_PT"/>
@@ -1162,18 +982,12 @@
         </w:rPr>
         <w:t>Se Gênesis usa elementos de linguagem mitológica, é para exibir um contraste deliberado com conceitos pagãos e para mostrar que o Senhor Deus é soberano sobre essas ideias. Por exemplo, muitos povos antigos adoravam o sol como um deus, mas em Gênesis o sol serve aos desejos do Criador (</w:t>
       </w:r>
-      <w:hyperlink r:id="rId43">
-        <w:r>
-          <w:rPr>
-            <w:lang w:val="pt_PT" w:bidi="pt_PT"/>
-          </w:rPr>
-          <w:rPr>
-            <w:color w:val="0000EE"/>
-            <w:u w:val="single"/>
-          </w:rPr>
-          <w:t>1:14–18</w:t>
-        </w:r>
-      </w:hyperlink>
+      <w:r>
+        <w:rPr>
+          <w:lang w:val="pt_PT" w:bidi="pt_PT"/>
+        </w:rPr>
+        <w:t>1:14–18</w:t>
+      </w:r>
       <w:r>
         <w:rPr>
           <w:lang w:val="pt_PT" w:bidi="pt_PT"/>
@@ -1208,18 +1022,12 @@
         </w:rPr>
         <w:t xml:space="preserve">Elementos etiológicos certamente ocorrem em Gênesis, pois o livro dá a base e a justificativa para quase tudo o que Israel faria mais tarde. Por exemplo, o relato da criação de </w:t>
       </w:r>
-      <w:hyperlink r:id="rId44">
-        <w:r>
-          <w:rPr>
-            <w:lang w:val="pt_PT" w:bidi="pt_PT"/>
-          </w:rPr>
-          <w:rPr>
-            <w:color w:val="0000EE"/>
-            <w:u w:val="single"/>
-          </w:rPr>
-          <w:t>Gênesis 2</w:t>
-        </w:r>
-      </w:hyperlink>
+      <w:r>
+        <w:rPr>
+          <w:lang w:val="pt_PT" w:bidi="pt_PT"/>
+        </w:rPr>
+        <w:t>Gênesis 2</w:t>
+      </w:r>
       <w:r>
         <w:rPr>
           <w:lang w:val="pt_PT" w:bidi="pt_PT"/>
@@ -1363,54 +1171,36 @@
         </w:rPr>
         <w:t>Israel poderia traçar sua ascendência ao patriarca Abraão e seu destino às promessas de Deus (</w:t>
       </w:r>
-      <w:hyperlink r:id="rId45">
-        <w:r>
-          <w:rPr>
-            <w:lang w:val="pt_PT" w:bidi="pt_PT"/>
-          </w:rPr>
-          <w:rPr>
-            <w:color w:val="0000EE"/>
-            <w:u w:val="single"/>
-          </w:rPr>
-          <w:t>12:1–3</w:t>
-        </w:r>
-      </w:hyperlink>
+      <w:r>
+        <w:rPr>
+          <w:lang w:val="pt_PT" w:bidi="pt_PT"/>
+        </w:rPr>
+        <w:t>12:1–3</w:t>
+      </w:r>
       <w:r>
         <w:rPr>
           <w:lang w:val="pt_PT" w:bidi="pt_PT"/>
         </w:rPr>
         <w:t xml:space="preserve">; </w:t>
       </w:r>
-      <w:hyperlink r:id="rId46">
-        <w:r>
-          <w:rPr>
-            <w:lang w:val="pt_PT" w:bidi="pt_PT"/>
-          </w:rPr>
-          <w:rPr>
-            <w:color w:val="0000EE"/>
-            <w:u w:val="single"/>
-          </w:rPr>
-          <w:t>15:1–21</w:t>
-        </w:r>
-      </w:hyperlink>
+      <w:r>
+        <w:rPr>
+          <w:lang w:val="pt_PT" w:bidi="pt_PT"/>
+        </w:rPr>
+        <w:t>15:1–21</w:t>
+      </w:r>
       <w:r>
         <w:rPr>
           <w:lang w:val="pt_PT" w:bidi="pt_PT"/>
         </w:rPr>
         <w:t xml:space="preserve">; </w:t>
       </w:r>
-      <w:hyperlink r:id="rId47">
-        <w:r>
-          <w:rPr>
-            <w:lang w:val="pt_PT" w:bidi="pt_PT"/>
-          </w:rPr>
-          <w:rPr>
-            <w:color w:val="0000EE"/>
-            <w:u w:val="single"/>
-          </w:rPr>
-          <w:t>17:1–8</w:t>
-        </w:r>
-      </w:hyperlink>
+      <w:r>
+        <w:rPr>
+          <w:lang w:val="pt_PT" w:bidi="pt_PT"/>
+        </w:rPr>
+        <w:t>17:1–8</w:t>
+      </w:r>
       <w:r>
         <w:rPr>
           <w:lang w:val="pt_PT" w:bidi="pt_PT"/>
@@ -1459,18 +1249,12 @@
         </w:rPr>
         <w:t xml:space="preserve">Bem e mal. Em Gênesis, o que é bom é abençoado por Deus: produz, aprimora, preserva e harmoniza com a vida. O que é mau é amaldiçoado: causa dor, desvia do que é bom e impede ou destrói a vida. Gênesis traça a luta perpétua entre o bem e o mal que caracteriza nossa raça humana caída. Deus fará acontecer o bem maior, construirá a fé de seu povo e, finalmente, triunfará sobre todo o mal (cp. </w:t>
       </w:r>
-      <w:hyperlink r:id="rId48">
-        <w:r>
-          <w:rPr>
-            <w:lang w:val="pt_PT" w:bidi="pt_PT"/>
-          </w:rPr>
-          <w:rPr>
-            <w:color w:val="0000EE"/>
-            <w:u w:val="single"/>
-          </w:rPr>
-          <w:t>Rm 8:28</w:t>
-        </w:r>
-      </w:hyperlink>
+      <w:r>
+        <w:rPr>
+          <w:lang w:val="pt_PT" w:bidi="pt_PT"/>
+        </w:rPr>
+        <w:t>Rm 8:28</w:t>
+      </w:r>
       <w:r>
         <w:rPr>
           <w:lang w:val="pt_PT" w:bidi="pt_PT"/>
@@ -1505,18 +1289,12 @@
         </w:rPr>
         <w:t>O governo de Deus. Gênesis é a introdução adequada à fundação da teocracia, o governo de Deus sobre toda a criação que deveria ser estabelecida por meio de seu povo escolhido. Gênesis estabelece a revelação inicial da soberania de Deus. Ele é o Senhor do universo que moverá céus e terra para realizar seu plano. Ele deseja abençoar as pessoas, mas ele não tolerará rebelião e descrença. Suas promessas são grandes, e ele é totalmente capaz de fazê-las frutificar. Participar de seu plano sempre exigiu fé, pois sem fé é impossível agradá-lo (</w:t>
       </w:r>
-      <w:hyperlink r:id="rId49">
-        <w:r>
-          <w:rPr>
-            <w:lang w:val="pt_PT" w:bidi="pt_PT"/>
-          </w:rPr>
-          <w:rPr>
-            <w:color w:val="0000EE"/>
-            <w:u w:val="single"/>
-          </w:rPr>
-          <w:t>Hb 11:6</w:t>
-        </w:r>
-      </w:hyperlink>
+      <w:r>
+        <w:rPr>
+          <w:lang w:val="pt_PT" w:bidi="pt_PT"/>
+        </w:rPr>
+        <w:t>Hb 11:6</w:t>
+      </w:r>
       <w:r>
         <w:rPr>
           <w:lang w:val="pt_PT" w:bidi="pt_PT"/>
